--- a/speakers/Тема 7 · IV · Сегодня.docx
+++ b/speakers/Тема 7 · IV · Сегодня.docx
@@ -238,6 +238,10 @@
     </w:p>
     <w:p>
       <w:r>
+        <w:rPr>
+          <w:i/>
+          <w:color w:val="6B6684"/>
+        </w:rPr>
         <w:t>Подсказка: Если зал молчит, спросить самим: «Можно ли быть либералом в экономике и консерватором в вопросах семьи и культуры?» Ответ: можно, это частое сочетание — его называют либерально-консервативной позицией.</w:t>
       </w:r>
     </w:p>
